--- a/example_articles/states/Pennsylvania/3.states_Pennsylvania_New_York_Times.docx
+++ b/example_articles/states/Pennsylvania/3.states_Pennsylvania_New_York_Times.docx
@@ -27,17 +27,17 @@
     </w:p>
     <w:p>
       <w:r>
-        <w:t>Source File: NYT/56.361.DOCX</w:t>
+        <w:t>Source file: NYT/56.361.DOCX</w:t>
       </w:r>
     </w:p>
     <w:p>
       <w:r>
-        <w:t>Raw locations result: ['Pennsylvania']</w:t>
+        <w:t>Raw locations result, 'locations': ['Pennsylvania']</w:t>
       </w:r>
     </w:p>
     <w:p>
       <w:r>
-        <w:t>states_stand_flat (Standardized): Pennsylvania</w:t>
+        <w:t>Standardized locations result, 'states_stand_flat': Pennsylvania</w:t>
       </w:r>
     </w:p>
     <w:p>

--- a/example_articles/states/Pennsylvania/3.states_Pennsylvania_New_York_Times.docx
+++ b/example_articles/states/Pennsylvania/3.states_Pennsylvania_New_York_Times.docx
@@ -7,7 +7,9 @@
         <w:pStyle w:val="Heading1"/>
       </w:pPr>
       <w:r>
-        <w:t>Return Tompkins Sq. Park to Those Who Live in Neighborhood</w:t>
+        <w:t>Review/Television;</w:t>
+        <w:br/>
+        <w:t>Confronting the Supernatural at Home and in the Past</w:t>
       </w:r>
     </w:p>
     <w:p>
@@ -17,17 +19,17 @@
     </w:p>
     <w:p>
       <w:r>
-        <w:t>Date: 1991-06-12</w:t>
+        <w:t>Date: 1991-05-06</w:t>
       </w:r>
     </w:p>
     <w:p>
       <w:r>
-        <w:t>Section: Section A;; Section A; Page 26; Column 4; Editorial Desk; Column 4;; Letter</w:t>
+        <w:t>Section: Section C;; Section C; Page 14; Column 3; Cultural Desk; Column 3;; Review</w:t>
       </w:r>
     </w:p>
     <w:p>
       <w:r>
-        <w:t>Source file: NYT/56.361.DOCX</w:t>
+        <w:t>Source file: NYT/42.DOCX</w:t>
       </w:r>
     </w:p>
     <w:p>
@@ -49,19 +51,49 @@
     </w:p>
     <w:p>
       <w:r>
-        <w:t>To the Editor:</w:t>
+        <w:t>Ghosts and various forms of exorcism are, it seems, forever with us. Consider just the last couple of decades. William Peter Blatty's best-selling novel "The Exorcist" was turned into an enormously successful movie in 1973. Since then, the mass-market machine has been humming lucratively with everything from the Amityville stories to the fictions of Stephen King.</w:t>
         <w:br/>
-        <w:t>It is obvious that the situation in New York City's Tompkins Square Park, long a homeless encampment, must be dealt with. It is also obvious that Councilwoman Miriam Friedlander is not in touch with reality (news article, May 30). You quote her as saying that the majority of neighborhood residents favor keeping the homeless in the park. Her recommendation for solving the situation is to bring social services into the park to aid those living there.</w:t>
+        <w:t>For whatever social and psychological reasons, the supernatural as an entertainment commodity is more in evidence than ever nowadays. Last year's top money-making movie was "Ghost." This year's highest rating for the ABC news magazine "20/20" was snared with the taping of an actual Roman Catholic exorcism rite.</w:t>
         <w:br/>
-        <w:t>Apparently, Ms. Friedlander has forgotten her own failed efforts to set up outreach programs in the park. She has repeatedly ignored the pleas of local residents for the return of the park as a recreational facility. While vagrants, drug addicts, drunks and anarchists roam freely among its once green spaces, those who would use the park for leisure activities are relegated to fenced-in areas that are locked up at night.</w:t>
+        <w:t>Tonight at 8 Fox Broadcasting is offering "The Haunted," a based-on-fact movie starring Sally Kirkland and directed by Robert Mandel ("F/ X"). Tomorrow at 9, CBS has still another Stephen King television adaptation, "Sometimes They Come Back," this one based on one of his short stories.</w:t>
         <w:br/>
-        <w:t>I applaud the efforts of Assemblyman Steven Sanders, Mayor David N. Dinkins and Parks Commissioner Betsy Gotbaum to return the park to the truly needy: the poor working class, the elderly and the youth of our neighborhood.</w:t>
+        <w:t>In "The Haunted" Janet and Jack Smurl (Ms. Kirkland and Jeffrey DeMunn) move in 1975 to a two-family house in West Pittston, Pa., with their daughters and Jack's parents. They lost their former home in a hurricane. The neighborhood is working class and Roman Catholic. There are isolated odd incidents -- objects mysteriously disappearing, appliances malfunctioning -- but nothing of major significance.</w:t>
+        <w:br/>
+        <w:t>Then in 1985 the family finds its luck souring. Jack's mother has a heart attack. A new boiler bursts. Bills are accumulating. Suddenly, voices are heard and apparitions seen, at first only by Janet, whose chain-smoking might lead an impartial observer to suspect nicotine poisoning as the culprit. Eventually, though, the skeptical Jack also experiences the same phenomena. The house begins to rattle violently. Repulsive odors begin seeping out of nowhere. Janet experiences levitations. Jack is violently raped by a grotesque figure wearing what looks like a Colonial-period dress.</w:t>
+        <w:br/>
+        <w:t>Why not move? Can't afford it. Instead, the Smurls go to their local priest who, while sympathetic, cannot do very much. His superiors frown on exorcism as a medieval superstition. The Smurls then approach the parapsychologists Lorraine and Ed Warren (Diane Baker and Stephen Markle) who do indeed conclude that the house is haunted by a demon out to destroy the family. They leave some "specially blessed" holy water for protection. Later an Episcopal priest, formerly a Roman Catholic, does perform an exorcism, but its effects are only temporary. Even when the Smurls do move, their demons go along. A postscript notes that a church-sanctioned exorcism in 1989 finally ended their ordeal.</w:t>
+        <w:br/>
+        <w:t>In fact, the Jack Curran 1988 book on which the film is based suggests a broader agenda for the Smurl story. The introduction is by Bishop Robert McKenna, who writes of three exorcisms he performed for the Smurls, clearly without success. The bishop is described in the book as "among the traditionalist priests and laity of the Catholic Church holding to her ancient ritual for Mass and the Sacraments against the reforms of the Second Vatican Council." There are, in short, considerable forces within the church that would like to slam shut the windows thrown open by Pope John XXIII. Perhaps change breeds its own demons.</w:t>
+        <w:br/>
+        <w:t>Anyone who has read "It," or seen the television movie, will immediately recognize "Sometimes They Come Back" as distinctive Stephen King territory: a man returns to his hometown to confront demons dating back 27 years to his childhood. In this case Jim Norman (Tim Matheson), a high-school teacher, must relive the trauma of watching his older brother being murdered by teen-age thugs who, in turn, are destroyed in an explosion. Seeking revenge, they wait for Jim.</w:t>
+        <w:br/>
+        <w:t>In Jim's corner are his wife, Sally (Brooke Adams), and his young son. They are the good guys facing a world full of slob jocks and viciously murderous ghosts. Mr. King is a consistently staunch champion of wimps everywhere. His heroes are forever being taunted as sissies or chickens. "Read me a story, sissy," a killer snarls at Jim's brother, who is returning books to the library. "How's that kid of yours, Jimmy?" asks one of the smirking demons. "Bet he's a chicken, just like his old man." Mr. King knows his primal anxieties.</w:t>
+        <w:br/>
+        <w:t>This production, with Dino De Laurentiis as executive producer, squeezes the special-effects most out of its somewhat thin story. There are gruesome figures and spooky graveyards. There is even a scene in which the demons attack a church but, of course, are badly burned when they try to get inside. The conventions and gimmicks of the supernatural genre remain remarkably stable. Perhaps, in a world that appears to be rather shaky these days, that is one reason for ghost stories' invigorated popularity.</w:t>
         <w:br/>
         <w:t xml:space="preserve"> </w:t>
         <w:br/>
-        <w:t>MARK ISAACSON</w:t>
+        <w:t>The Haunted</w:t>
         <w:br/>
-        <w:t>New York, June 1, 1991</w:t>
+        <w:t xml:space="preserve"> </w:t>
+        <w:br/>
+        <w:t>Directed by Robert Mandel; written by Darrah Cloud; director of photography, Michael Margulies; editor, Farrel Levy; music by Richard Bellis; production designer, Pam Warner; produced by Daniel Schneider; Bohdan Zachary, executive producer. At 8 tonight on Fox.</w:t>
+        <w:br/>
+        <w:t xml:space="preserve"> </w:t>
+        <w:br/>
+        <w:t>Janet Smurl . . . Sally Kirkland</w:t>
+        <w:br/>
+        <w:t>Jack Smurl . . . Jeffrey DeMunn</w:t>
+        <w:br/>
+        <w:t>Mary Smurl . . . Louise Latham</w:t>
+        <w:br/>
+        <w:t>John Smurl . . . George Wallace</w:t>
+        <w:br/>
+        <w:t>Cora Miller . . . Joyce Van Patten</w:t>
+        <w:br/>
+        <w:t>Lorraine Warren . . . Diane Baker</w:t>
+        <w:br/>
+        <w:t>Ed Warren . . . Stephen Markle</w:t>
       </w:r>
     </w:p>
     <w:sectPr>

--- a/example_articles/states/Pennsylvania/3.states_Pennsylvania_New_York_Times.docx
+++ b/example_articles/states/Pennsylvania/3.states_Pennsylvania_New_York_Times.docx
@@ -7,9 +7,9 @@
         <w:pStyle w:val="Heading1"/>
       </w:pPr>
       <w:r>
-        <w:t>Review/Television;</w:t>
+        <w:t>THEATER REVIEW;</w:t>
         <w:br/>
-        <w:t>Confronting the Supernatural at Home and in the Past</w:t>
+        <w:t>At the Club With Froggy, Soos, Zip and Hutch</w:t>
       </w:r>
     </w:p>
     <w:p>
@@ -19,22 +19,22 @@
     </w:p>
     <w:p>
       <w:r>
-        <w:t>Date: 1991-05-06</w:t>
+        <w:t>Date: 1999-09-30</w:t>
       </w:r>
     </w:p>
     <w:p>
       <w:r>
-        <w:t>Section: Section C;; Section C; Page 14; Column 3; Cultural Desk; Column 3;; Review</w:t>
+        <w:t>Section: Section E; ; Section E; Page 5; Column 3; The Arts/Cultural Desk ; Column 3; ; Review</w:t>
       </w:r>
     </w:p>
     <w:p>
       <w:r>
-        <w:t>Source file: NYT/42.DOCX</w:t>
+        <w:t>Source file: NYT/44.DOCX</w:t>
       </w:r>
     </w:p>
     <w:p>
       <w:r>
-        <w:t>Raw locations result, 'locations': ['Pennsylvania']</w:t>
+        <w:t>Raw locations result, 'locations': ['Pennsylvania', 'Philadelphia']</w:t>
       </w:r>
     </w:p>
     <w:p>
@@ -51,49 +51,60 @@
     </w:p>
     <w:p>
       <w:r>
-        <w:t>Ghosts and various forms of exorcism are, it seems, forever with us. Consider just the last couple of decades. William Peter Blatty's best-selling novel "The Exorcist" was turned into an enormously successful movie in 1973. Since then, the mass-market machine has been humming lucratively with everything from the Amityville stories to the fictions of Stephen King.</w:t>
+        <w:t>That there is more than one way to skin a WASP is being demonstrated by two very different, but equally authoritative, anatomists at the moment. Their names are Amy Sedaris and Cynthia Nixon, and they currently share the stage of the Greenwich House Theater in the Drama Dept.'s production of "The Country Club," Douglas Carter Beane's patchy comedy of rich white people behaving badly.</w:t>
         <w:br/>
-        <w:t>For whatever social and psychological reasons, the supernatural as an entertainment commodity is more in evidence than ever nowadays. Last year's top money-making movie was "Ghost." This year's highest rating for the ABC news magazine "20/20" was snared with the taping of an actual Roman Catholic exorcism rite.</w:t>
+        <w:t>Both actresses are playing seriously dissatisfied suburban women who are burdened with material comfort, Protestant neuroses and silly nicknames and who, approaching 30, just can't make that leap of faith from adolescence to adulthood. Their ilk was known in American literature even before John Cheever met a typewriter, and since they are by and large a superficial species, you wouldn't think there's a lot more to be said about them.</w:t>
         <w:br/>
-        <w:t>Tonight at 8 Fox Broadcasting is offering "The Haunted," a based-on-fact movie starring Sally Kirkland and directed by Robert Mandel ("F/ X"). Tomorrow at 9, CBS has still another Stephen King television adaptation, "Sometimes They Come Back," this one based on one of his short stories.</w:t>
+        <w:t>But in this alternately witty and watery play from the author of the Off Broadway hit "As Bees in Honey Drown," Ms. Sedaris and Ms. Nixon turn roles that might have registered as soggy white bread into French toast.</w:t>
         <w:br/>
-        <w:t>In "The Haunted" Janet and Jack Smurl (Ms. Kirkland and Jeffrey DeMunn) move in 1975 to a two-family house in West Pittston, Pa., with their daughters and Jack's parents. They lost their former home in a hurricane. The neighborhood is working class and Roman Catholic. There are isolated odd incidents -- objects mysteriously disappearing, appliances malfunctioning -- but nothing of major significance.</w:t>
+        <w:t>Ms. Sedaris, best known for her flamboyant turns in subversive spoofs written with her brother, David Sedaris, is an aggressive, original caricaturist, working in loopy broad strokes of acid. Ms. Nixon, a cast member of HBO's "Sex and the City" and a perennial of the New York theater since she made her Broadway debut as a teen-ager, tends to work from the inside out, with an intensity that suggests she truly feels her characters' pain.</w:t>
         <w:br/>
-        <w:t>Then in 1985 the family finds its luck souring. Jack's mother has a heart attack. A new boiler bursts. Bills are accumulating. Suddenly, voices are heard and apparitions seen, at first only by Janet, whose chain-smoking might lead an impartial observer to suspect nicotine poisoning as the culprit. Eventually, though, the skeptical Jack also experiences the same phenomena. The house begins to rattle violently. Repulsive odors begin seeping out of nowhere. Janet experiences levitations. Jack is violently raped by a grotesque figure wearing what looks like a Colonial-period dress.</w:t>
+        <w:t>They are not necessarily actresses you would think of putting in the same production, but here you're grateful for the counterpoint they provide, as they take alternate routes in portraying similarly spoiled and scared women. As Soos, a shaky young divorcee who returns from California to the affluent, insular town in Pennsylvania where she grew up, Ms. Nixon is all frayed nerve endings sheathed in a fragile flippancy.</w:t>
         <w:br/>
-        <w:t>Why not move? Can't afford it. Instead, the Smurls go to their local priest who, while sympathetic, cannot do very much. His superiors frown on exorcism as a medieval superstition. The Smurls then approach the parapsychologists Lorraine and Ed Warren (Diane Baker and Stephen Markle) who do indeed conclude that the house is haunted by a demon out to destroy the family. They leave some "specially blessed" holy water for protection. Later an Episcopal priest, formerly a Roman Catholic, does perform an exorcism, but its effects are only temporary. Even when the Smurls do move, their demons go along. A postscript notes that a church-sanctioned exorcism in 1989 finally ended their ordeal.</w:t>
+        <w:t>Ms. Sedaris's Froggy, a Brooks Brothers-armored matron who lives for the next party, is a louder creation. The performance is centered on Ms. Sedaris's jaw, which she clenches forcefully to suggest everything from atomic irritation to boisterous delight. Like most of her tribe Froggy speaks in hyperbole ("Am I overwhelmed? I am overwhelmed!"), and Ms. Sedaris gives a matching hyperbolic performance. Yet her overstatement feels as fresh and genuine as Ms. Nixon's understatement.</w:t>
         <w:br/>
-        <w:t>In fact, the Jack Curran 1988 book on which the film is based suggests a broader agenda for the Smurl story. The introduction is by Bishop Robert McKenna, who writes of three exorcisms he performed for the Smurls, clearly without success. The bishop is described in the book as "among the traditionalist priests and laity of the Catholic Church holding to her ancient ritual for Mass and the Sacraments against the reforms of the Second Vatican Council." There are, in short, considerable forces within the church that would like to slam shut the windows thrown open by Pope John XXIII. Perhaps change breeds its own demons.</w:t>
+        <w:t>These performances, nicely supplemented by Amy Hohn's droll take on the most centered of the comedy's WASP women, are essential to "The Country Club," which has been directed with a feathery touch by the omnipresent Christopher Ashley. The play was written before Mr. Beane's delectable "Bees," and though it has some lovely stretches of galloping dialogue, it is far less certain in structure and far less acute as social observation.</w:t>
         <w:br/>
-        <w:t>Anyone who has read "It," or seen the television movie, will immediately recognize "Sometimes They Come Back" as distinctive Stephen King territory: a man returns to his hometown to confront demons dating back 27 years to his childhood. In this case Jim Norman (Tim Matheson), a high-school teacher, must relive the trauma of watching his older brother being murdered by teen-age thugs who, in turn, are destroyed in an explosion. Seeking revenge, they wait for Jim.</w:t>
+        <w:t>"The Country Club" occurs in territory somewhere between the works of A. R. Gurney, the most accomplished theatrical chronicler of WASP doubts and mores, and "This Is Our Youth," Kenneth Lonergan's smashing study of disaffected young adults holding on to their high school hedonism.</w:t>
         <w:br/>
-        <w:t>In Jim's corner are his wife, Sally (Brooke Adams), and his young son. They are the good guys facing a world full of slob jocks and viciously murderous ghosts. Mr. King is a consistently staunch champion of wimps everywhere. His heroes are forever being taunted as sissies or chickens. "Read me a story, sissy," a killer snarls at Jim's brother, who is returning books to the library. "How's that kid of yours, Jimmy?" asks one of the smirking demons. "Bet he's a chicken, just like his old man." Mr. King knows his primal anxieties.</w:t>
+        <w:t>Set in Wyomissing, Pa., in the womblike "cub room" of the club of the title, the comedy follows a year in the lives of six insular friends (and one outsider) through a series of holiday-themed parties where drinks are bolted and truths are spewed.</w:t>
         <w:br/>
-        <w:t>This production, with Dino De Laurentiis as executive producer, squeezes the special-effects most out of its somewhat thin story. There are gruesome figures and spooky graveyards. There is even a scene in which the demons attack a church but, of course, are badly burned when they try to get inside. The conventions and gimmicks of the supernatural genre remain remarkably stable. Perhaps, in a world that appears to be rather shaky these days, that is one reason for ghost stories' invigorated popularity.</w:t>
+        <w:t>Mr. Beane has the ear of both the natural dramatist and the inspired satirist, often bringing a transforming poetic sparkle to the conventions of WASP-speak. (Soos on discovering that her husband had stopped loving her: "Muzak was playing in his head or something. . . . Behind those eyes, he was hearing the theme to 'A Summer Place.' ")</w:t>
+        <w:br/>
+        <w:t>He has also come up with some terrific set pieces. They include Soos's description of a very telling April Fool's joke played by her mother and a scene in which a night of teen-age debauchery is recalled in a wistful three-part harmony of memories.</w:t>
+        <w:br/>
+        <w:t>These moments are the spice in a plot that leans toward the blandly predictable. Its catalyst is the charming, restless Zip (Tom Everett Scott), whose romantic attentions shift from Soos to Chloe (Callie Thorne), a working-class Roman Catholic girl from Philadelphia who is engaged to Zip's best friend, the alcoholic Hutch (Frederick Weller).</w:t>
+        <w:br/>
+        <w:t>It's hard to believe in any of these relationships, partly because Mr. Beane draws men less convincingly than he does women, and partly because he uses his story as a platform for some awfully familiar observations on a shallow generation's angst. Peter Benson, as Froggy's starchy husband, delivers a resentful tirade about missing out on the political engagement of the 60's.</w:t>
+        <w:br/>
+        <w:t>Ms. Hohn must comment, after a withering catalogue of dysfunctional traits of club members, "We all have our little stories, and nobody brings 'em up." And Soos, after a well-shaped exchange of marital fantasies with Zip, suddenly descends to a far too blunt summing up: "I know have everything going for me, but I still feel nothing."</w:t>
+        <w:br/>
+        <w:t>"The Country Club" has been produced with the stylishness one has come to expect from the Drama Dept., from James M. Youmans's all-white setting, in which Champagne bottles provide the color, and Jonathan Bixby's and Gregory A. Gale's sociologically perfect costumes to Frances Aronson's subtly surreal lighting, which accents things like swan ice sculptures with wry portentousness.</w:t>
+        <w:br/>
+        <w:t>The troupe also continues to offer the valuable service of letting New York audiences watch its members try on different guises and attitudes. It has been a pleasure seeing Ms. Nixon range through a repertory of diverse supporting and starring roles (this one provides the best fit).</w:t>
+        <w:br/>
+        <w:t>And despite its limitations, "The Country Club" confirms the reputation of Mr. Beane, the company's artistic director, as a dialogist of refreshing grace and bite. Because his distinctive talents are so in evidence here, you feel doubly sorry about the feebleness of the dramatic frame that supports them. The author would do well to consider a question posed by one of his characters: "How do you say something without saying it?"</w:t>
         <w:br/>
         <w:t xml:space="preserve"> </w:t>
         <w:br/>
-        <w:t>The Haunted</w:t>
+        <w:t>THE COUNTRY CLUB</w:t>
+        <w:br/>
+        <w:t>By Douglas Carter Beane; directed by Christopher Ashley; sets by James M. Youmans; costumes by Jonathan Bixby and Gregory A. Gale; lighting by Frances Aronson; sound by Laura Grace Brown. Presented by the Drama Dept. At the Greenwich House Theater, 27 Barrow Street, Greenwich Village.</w:t>
         <w:br/>
         <w:t xml:space="preserve"> </w:t>
         <w:br/>
-        <w:t>Directed by Robert Mandel; written by Darrah Cloud; director of photography, Michael Margulies; editor, Farrel Levy; music by Richard Bellis; production designer, Pam Warner; produced by Daniel Schneider; Bohdan Zachary, executive producer. At 8 tonight on Fox.</w:t>
+        <w:t>WITH: Cynthia Nixon (Soos), Amy Hohn (Pooker), Amy Sedaris (Froggy), Peter Benson (Bri), Tom Everett Scott (Zip), Frederick Weller (Hutch) and Callie Thorne (Chloe).</w:t>
+        <w:br/>
+        <w:br/>
+        <w:t>http://www.nytimes.com</w:t>
+        <w:br/>
+        <w:br/>
+        <w:t>Graphic</w:t>
+        <w:br/>
         <w:br/>
         <w:t xml:space="preserve"> </w:t>
         <w:br/>
-        <w:t>Janet Smurl . . . Sally Kirkland</w:t>
-        <w:br/>
-        <w:t>Jack Smurl . . . Jeffrey DeMunn</w:t>
-        <w:br/>
-        <w:t>Mary Smurl . . . Louise Latham</w:t>
-        <w:br/>
-        <w:t>John Smurl . . . George Wallace</w:t>
-        <w:br/>
-        <w:t>Cora Miller . . . Joyce Van Patten</w:t>
-        <w:br/>
-        <w:t>Lorraine Warren . . . Diane Baker</w:t>
-        <w:br/>
-        <w:t>Ed Warren . . . Stephen Markle</w:t>
+        <w:t>Photo: Cynthia Nixon, left, and Amy Hohn in Douglas Carter Beane's "Country Club" at Greenwich House Theater. (Sara Krulwich/The New York Times)</w:t>
       </w:r>
     </w:p>
     <w:sectPr>
